--- a/tests/fixtures/sample_combined.docx
+++ b/tests/fixtures/sample_combined.docx
@@ -298,6 +298,296 @@
           <w:p>
             <w:r>
               <w:t>이용권 차장 010-9132-0051</w:t>
+            </w:r>
+          </w:p>
+        </w:tc>
+        <w:tc>
+          <w:tcPr>
+            <w:tcW w:type="dxa" w:w="2880"/>
+          </w:tcPr>
+          <w:p>
+            <w:r/>
+          </w:p>
+        </w:tc>
+        <w:tc>
+          <w:tcPr>
+            <w:tcW w:type="dxa" w:w="2880"/>
+          </w:tcPr>
+          <w:p>
+            <w:r/>
+          </w:p>
+        </w:tc>
+      </w:tr>
+      <w:tr>
+        <w:tc>
+          <w:tcPr>
+            <w:tcW w:type="dxa" w:w="2880"/>
+          </w:tcPr>
+          <w:p>
+            <w:r>
+              <w:t>세계일보</w:t>
+            </w:r>
+          </w:p>
+        </w:tc>
+        <w:tc>
+          <w:tcPr>
+            <w:tcW w:type="dxa" w:w="2880"/>
+          </w:tcPr>
+          <w:p>
+            <w:r>
+              <w:t>산업부 : 이강은 부장 010-3283-2008 김건호 차장 010-2506-2009</w:t>
+            </w:r>
+          </w:p>
+        </w:tc>
+        <w:tc>
+          <w:tcPr>
+            <w:tcW w:type="dxa" w:w="2880"/>
+          </w:tcPr>
+          <w:p>
+            <w:r/>
+          </w:p>
+        </w:tc>
+      </w:tr>
+      <w:tr>
+        <w:tc>
+          <w:tcPr>
+            <w:tcW w:type="dxa" w:w="2880"/>
+          </w:tcPr>
+          <w:p>
+            <w:r>
+              <w:t>국민일보</w:t>
+            </w:r>
+          </w:p>
+        </w:tc>
+        <w:tc>
+          <w:tcPr>
+            <w:tcW w:type="dxa" w:w="2880"/>
+          </w:tcPr>
+          <w:p>
+            <w:r>
+              <w:t>산업부 : 지호일 부장 010-4369-2010</w:t>
+            </w:r>
+          </w:p>
+        </w:tc>
+        <w:tc>
+          <w:tcPr>
+            <w:tcW w:type="dxa" w:w="2880"/>
+          </w:tcPr>
+          <w:p>
+            <w:r/>
+          </w:p>
+        </w:tc>
+      </w:tr>
+      <w:tr>
+        <w:tc>
+          <w:tcPr>
+            <w:tcW w:type="dxa" w:w="2880"/>
+          </w:tcPr>
+          <w:p>
+            <w:r>
+              <w:t>권지혜 차장 010-9092-2011모규엽 산업2부장 010-3255-2012</w:t>
+            </w:r>
+          </w:p>
+        </w:tc>
+        <w:tc>
+          <w:tcPr>
+            <w:tcW w:type="dxa" w:w="2880"/>
+          </w:tcPr>
+          <w:p>
+            <w:r/>
+          </w:p>
+        </w:tc>
+        <w:tc>
+          <w:tcPr>
+            <w:tcW w:type="dxa" w:w="2880"/>
+          </w:tcPr>
+          <w:p>
+            <w:r/>
+          </w:p>
+        </w:tc>
+      </w:tr>
+      <w:tr>
+        <w:tc>
+          <w:tcPr>
+            <w:tcW w:type="dxa" w:w="2880"/>
+          </w:tcPr>
+          <w:p>
+            <w:r>
+              <w:t>조선비즈</w:t>
+            </w:r>
+          </w:p>
+        </w:tc>
+        <w:tc>
+          <w:tcPr>
+            <w:tcW w:type="dxa" w:w="2880"/>
+          </w:tcPr>
+          <w:p>
+            <w:r>
+              <w:t>산업부 : 최우석 부장 010-1111-2006</w:t>
+            </w:r>
+          </w:p>
+        </w:tc>
+        <w:tc>
+          <w:tcPr>
+            <w:tcW w:type="dxa" w:w="2880"/>
+          </w:tcPr>
+          <w:p>
+            <w:r/>
+          </w:p>
+        </w:tc>
+      </w:tr>
+      <w:tr>
+        <w:tc>
+          <w:tcPr>
+            <w:tcW w:type="dxa" w:w="2880"/>
+          </w:tcPr>
+          <w:p>
+            <w:r>
+              <w:t>김철수 차장 010-2222-2007</w:t>
+            </w:r>
+          </w:p>
+        </w:tc>
+        <w:tc>
+          <w:tcPr>
+            <w:tcW w:type="dxa" w:w="2880"/>
+          </w:tcPr>
+          <w:p>
+            <w:r/>
+          </w:p>
+        </w:tc>
+        <w:tc>
+          <w:tcPr>
+            <w:tcW w:type="dxa" w:w="2880"/>
+          </w:tcPr>
+          <w:p>
+            <w:r/>
+          </w:p>
+        </w:tc>
+      </w:tr>
+      <w:tr>
+        <w:tc>
+          <w:tcPr>
+            <w:tcW w:type="dxa" w:w="2880"/>
+          </w:tcPr>
+          <w:p>
+            <w:r>
+              <w:t>[통신]</w:t>
+            </w:r>
+          </w:p>
+        </w:tc>
+        <w:tc>
+          <w:tcPr>
+            <w:tcW w:type="dxa" w:w="2880"/>
+          </w:tcPr>
+          <w:p>
+            <w:r/>
+          </w:p>
+        </w:tc>
+        <w:tc>
+          <w:tcPr>
+            <w:tcW w:type="dxa" w:w="2880"/>
+          </w:tcPr>
+          <w:p>
+            <w:r/>
+          </w:p>
+        </w:tc>
+      </w:tr>
+      <w:tr>
+        <w:tc>
+          <w:tcPr>
+            <w:tcW w:type="dxa" w:w="2880"/>
+          </w:tcPr>
+          <w:p>
+            <w:r>
+              <w:t>연합뉴스</w:t>
+            </w:r>
+          </w:p>
+        </w:tc>
+        <w:tc>
+          <w:tcPr>
+            <w:tcW w:type="dxa" w:w="2880"/>
+          </w:tcPr>
+          <w:p>
+            <w:r>
+              <w:t>산업부 : 박용주 부장 010-6342-2001</w:t>
+            </w:r>
+          </w:p>
+        </w:tc>
+        <w:tc>
+          <w:tcPr>
+            <w:tcW w:type="dxa" w:w="2880"/>
+          </w:tcPr>
+          <w:p>
+            <w:r/>
+          </w:p>
+        </w:tc>
+      </w:tr>
+      <w:tr>
+        <w:tc>
+          <w:tcPr>
+            <w:tcW w:type="dxa" w:w="2880"/>
+          </w:tcPr>
+          <w:p>
+            <w:r>
+              <w:t>조성흠 차장 010-2824-2002임성호 010-6300-2003</w:t>
+            </w:r>
+          </w:p>
+        </w:tc>
+        <w:tc>
+          <w:tcPr>
+            <w:tcW w:type="dxa" w:w="2880"/>
+          </w:tcPr>
+          <w:p>
+            <w:r/>
+          </w:p>
+        </w:tc>
+        <w:tc>
+          <w:tcPr>
+            <w:tcW w:type="dxa" w:w="2880"/>
+          </w:tcPr>
+          <w:p>
+            <w:r/>
+          </w:p>
+        </w:tc>
+      </w:tr>
+      <w:tr>
+        <w:tc>
+          <w:tcPr>
+            <w:tcW w:type="dxa" w:w="2880"/>
+          </w:tcPr>
+          <w:p>
+            <w:r>
+              <w:t>연합뉴스TV</w:t>
+            </w:r>
+          </w:p>
+        </w:tc>
+        <w:tc>
+          <w:tcPr>
+            <w:tcW w:type="dxa" w:w="2880"/>
+          </w:tcPr>
+          <w:p>
+            <w:r>
+              <w:t>경제부 : 박상돈 부장 010-7588-2004</w:t>
+            </w:r>
+          </w:p>
+        </w:tc>
+        <w:tc>
+          <w:tcPr>
+            <w:tcW w:type="dxa" w:w="2880"/>
+          </w:tcPr>
+          <w:p>
+            <w:r/>
+          </w:p>
+        </w:tc>
+      </w:tr>
+      <w:tr>
+        <w:tc>
+          <w:tcPr>
+            <w:tcW w:type="dxa" w:w="2880"/>
+          </w:tcPr>
+          <w:p>
+            <w:r>
+              <w:t>최지숙 차장 010-7307-2005</w:t>
             </w:r>
           </w:p>
         </w:tc>

--- a/tests/fixtures/sample_combined.docx
+++ b/tests/fixtures/sample_combined.docx
@@ -89,6 +89,16 @@
           </w:tcPr>
           <w:p>
             <w:r>
+              <w:t>조선일보</w:t>
+            </w:r>
+          </w:p>
+        </w:tc>
+        <w:tc>
+          <w:tcPr>
+            <w:tcW w:type="dxa" w:w="2880"/>
+          </w:tcPr>
+          <w:p>
+            <w:r>
               <w:t>김성민 차장 010-9960-0045최인준 차장 010-4750-0046안 별 010-6291-0035</w:t>
             </w:r>
           </w:p>
@@ -101,14 +111,6 @@
             <w:r>
               <w:t>정한국 차장 010-4013-0034박순찬 010-9757-0047</w:t>
             </w:r>
-          </w:p>
-        </w:tc>
-        <w:tc>
-          <w:tcPr>
-            <w:tcW w:type="dxa" w:w="2880"/>
-          </w:tcPr>
-          <w:p>
-            <w:r/>
           </w:p>
         </w:tc>
       </w:tr>
@@ -149,7 +151,7 @@
           </w:tcPr>
           <w:p>
             <w:r>
-              <w:t>장윤정 차장 010-4200-0048이동훈 010-3580-0036</w:t>
+              <w:t>동아일보</w:t>
             </w:r>
           </w:p>
         </w:tc>
@@ -158,7 +160,9 @@
             <w:tcW w:type="dxa" w:w="2880"/>
           </w:tcPr>
           <w:p>
-            <w:r/>
+            <w:r>
+              <w:t>장윤정 차장 010-4200-0048이동훈 010-3580-0036</w:t>
+            </w:r>
           </w:p>
         </w:tc>
         <w:tc>
@@ -237,6 +241,16 @@
           </w:tcPr>
           <w:p>
             <w:r>
+              <w:t>매일경제</w:t>
+            </w:r>
+          </w:p>
+        </w:tc>
+        <w:tc>
+          <w:tcPr>
+            <w:tcW w:type="dxa" w:w="2880"/>
+          </w:tcPr>
+          <w:p>
+            <w:r>
               <w:t>이덕주 차장 010-2600-0039박소라 010-9394-0049</w:t>
             </w:r>
           </w:p>
@@ -249,14 +263,6 @@
             <w:r>
               <w:t>김대기 차장 010-5478-0050</w:t>
             </w:r>
-          </w:p>
-        </w:tc>
-        <w:tc>
-          <w:tcPr>
-            <w:tcW w:type="dxa" w:w="2880"/>
-          </w:tcPr>
-          <w:p>
-            <w:r/>
           </w:p>
         </w:tc>
       </w:tr>
@@ -297,7 +303,7 @@
           </w:tcPr>
           <w:p>
             <w:r>
-              <w:t>이용권 차장 010-9132-0051</w:t>
+              <w:t>문화일보</w:t>
             </w:r>
           </w:p>
         </w:tc>
@@ -306,7 +312,9 @@
             <w:tcW w:type="dxa" w:w="2880"/>
           </w:tcPr>
           <w:p>
-            <w:r/>
+            <w:r>
+              <w:t>이용권 차장 010-9132-0051</w:t>
+            </w:r>
           </w:p>
         </w:tc>
         <w:tc>
@@ -685,6 +693,94 @@
           </w:p>
         </w:tc>
       </w:tr>
+      <w:tr>
+        <w:tc>
+          <w:tcPr>
+            <w:tcW w:type="dxa" w:w="4320"/>
+          </w:tcPr>
+          <w:p>
+            <w:r>
+              <w:t>CBS</w:t>
+            </w:r>
+          </w:p>
+        </w:tc>
+        <w:tc>
+          <w:tcPr>
+            <w:tcW w:type="dxa" w:w="4320"/>
+          </w:tcPr>
+          <w:p>
+            <w:r>
+              <w:t>이재준 보도국장 010-9111-3001 임진수 산업부장 010-9111-3002</w:t>
+            </w:r>
+          </w:p>
+        </w:tc>
+      </w:tr>
+      <w:tr>
+        <w:tc>
+          <w:tcPr>
+            <w:tcW w:type="dxa" w:w="4320"/>
+          </w:tcPr>
+          <w:p>
+            <w:r>
+              <w:t>CBS</w:t>
+            </w:r>
+          </w:p>
+        </w:tc>
+        <w:tc>
+          <w:tcPr>
+            <w:tcW w:type="dxa" w:w="4320"/>
+          </w:tcPr>
+          <w:p>
+            <w:r>
+              <w:t>박성완 010-9111-3003 박희원 010-9111-3004</w:t>
+            </w:r>
+          </w:p>
+        </w:tc>
+      </w:tr>
+      <w:tr>
+        <w:tc>
+          <w:tcPr>
+            <w:tcW w:type="dxa" w:w="4320"/>
+          </w:tcPr>
+          <w:p>
+            <w:r>
+              <w:t>가나방송</w:t>
+            </w:r>
+          </w:p>
+        </w:tc>
+        <w:tc>
+          <w:tcPr>
+            <w:tcW w:type="dxa" w:w="4320"/>
+          </w:tcPr>
+          <w:p>
+            <w:r>
+              <w:t>정철호 부장 010-9111-3005</w:t>
+            </w:r>
+          </w:p>
+        </w:tc>
+      </w:tr>
+      <w:tr>
+        <w:tc>
+          <w:tcPr>
+            <w:tcW w:type="dxa" w:w="4320"/>
+          </w:tcPr>
+          <w:p>
+            <w:r>
+              <w:t>가나방송</w:t>
+            </w:r>
+          </w:p>
+        </w:tc>
+        <w:tc>
+          <w:tcPr>
+            <w:tcW w:type="dxa" w:w="4320"/>
+          </w:tcPr>
+          <w:p>
+            <w:r>
+              <w:t>유성훈 차장 010-9111-3006</w:t>
+            </w:r>
+          </w:p>
+        </w:tc>
+      </w:tr>
     </w:tbl>
     <w:sectPr>
       <w:pgSz w:w="12240" w:h="15840"/>
